--- a/reports/StrideGrid_Software_Requirements_Specification.docx
+++ b/reports/StrideGrid_Software_Requirements_Specification.docx
@@ -24,7 +24,7 @@
         <w:br/>
         <w:t>Sahrdaya College of Engineering and Technology, Kodakara</w:t>
         <w:br/>
-        <w:t>18 October 2026</w:t>
+        <w:t>20 October 2026</w:t>
       </w:r>
     </w:p>
     <w:p>
@@ -6696,12 +6696,12 @@
         <w:pStyle w:val="Heading2"/>
       </w:pPr>
       <w:r>
-        <w:t>7.1 Verification status on 18 October 2026</w:t>
+        <w:t>7.1 Verification status on 20 October 2026</w:t>
       </w:r>
     </w:p>
     <w:p>
       <w:r>
-        <w:t>The local project contains five passing unit tests for geographic conversion, route coverage, GPS plausibility and territory transitions, and the React production build succeeds. A complete two-runner database integration test, a genuine outdoor qualifying run, and production HTTPS deployment verification are still required. These are test obligations, not completed results.</w:t>
+        <w:t>The local project contains five passing unit tests for geographic conversion, route coverage, GPS plausibility and territory transitions, and the React production build succeeds. On 20 October 2026, the hosted landing page, health endpoint and public leaderboard endpoint responded successfully over HTTPS with the production database connected. A complete two-runner database integration test, a genuine outdoor qualifying run, and hosted account-flow verification are still required. These are test obligations, not completed results.</w:t>
       </w:r>
     </w:p>
     <w:p>
@@ -6738,7 +6738,7 @@
         <w:pStyle w:val="ListBullet"/>
       </w:pPr>
       <w:r>
-        <w:t>StrideGrid project README, SRS draft, Express routes, validation library and Mongoose models, inspected 18 October 2026.</w:t>
+        <w:t>StrideGrid project README, SRS draft, Express routes, validation library and Mongoose models, inspected 20 October 2026.</w:t>
       </w:r>
     </w:p>
     <w:sectPr>
@@ -6765,7 +6765,7 @@
         <w:color w:val="5A6464"/>
         <w:sz w:val="16"/>
       </w:rPr>
-      <w:t xml:space="preserve">Anugrah K S  •  18 October 2026  •  Page </w:t>
+      <w:t xml:space="preserve">Anugrah K S  •  20 October 2026  •  Page </w:t>
     </w:r>
     <w:fldSimple w:instr="PAGE"/>
   </w:p>
